--- a/manuscript/documents/draftDocs/Results.docx
+++ b/manuscript/documents/draftDocs/Results.docx
@@ -332,13 +332,31 @@
         <w:rPr>
           <w:rFonts w:ascii="Times New Roman" w:hAnsi="Times New Roman" w:cs="Times New Roman"/>
         </w:rPr>
-        <w:t>Current studies of effective connectivity often quantify the connectivity between the stimulated region and the region where the CCEP is recorded using measures of evoked potential magnitude, such as RMS [cite].</w:t>
-      </w:r>
-      <w:r>
-        <w:rPr>
-          <w:rFonts w:ascii="Times New Roman" w:hAnsi="Times New Roman" w:cs="Times New Roman"/>
-        </w:rPr>
-        <w:t xml:space="preserve"> While this metric is useful for detecting regions effectively connected to the site of stimulation, it does not reveal CCEP morphological information, which is necessary for insight into the dynamics and functional properties of inter-regional connectivity [cite].</w:t>
+        <w:t xml:space="preserve">While </w:t>
+      </w:r>
+      <w:r>
+        <w:rPr>
+          <w:rFonts w:ascii="Times New Roman" w:hAnsi="Times New Roman" w:cs="Times New Roman"/>
+        </w:rPr>
+        <w:t xml:space="preserve">CCEP magnitude </w:t>
+      </w:r>
+      <w:r>
+        <w:rPr>
+          <w:rFonts w:ascii="Times New Roman" w:hAnsi="Times New Roman" w:cs="Times New Roman"/>
+        </w:rPr>
+        <w:t xml:space="preserve">this metric is useful for detecting regions effectively connected to the site of stimulation, it does not reveal CCEP morphological information, which is necessary for insight into the dynamics and functional properties of inter-regional connectivity </w:t>
+      </w:r>
+      <w:r>
+        <w:rPr>
+          <w:rFonts w:ascii="Times New Roman" w:hAnsi="Times New Roman" w:cs="Times New Roman"/>
+        </w:rPr>
+        <w:t>[cite]</w:t>
+      </w:r>
+      <w:r>
+        <w:rPr>
+          <w:rFonts w:ascii="Times New Roman" w:hAnsi="Times New Roman" w:cs="Times New Roman"/>
+        </w:rPr>
+        <w:t>.</w:t>
       </w:r>
       <w:r>
         <w:rPr>
@@ -550,38 +568,38 @@
         <w:rPr>
           <w:rFonts w:ascii="Times New Roman" w:hAnsi="Times New Roman" w:cs="Times New Roman"/>
         </w:rPr>
-        <w:t xml:space="preserve">his </w:t>
+        <w:t>his approach</w:t>
+      </w:r>
+      <w:r>
+        <w:rPr>
+          <w:rFonts w:ascii="Times New Roman" w:hAnsi="Times New Roman" w:cs="Times New Roman"/>
+        </w:rPr>
+        <w:t xml:space="preserve"> </w:t>
+      </w:r>
+      <w:r>
+        <w:rPr>
+          <w:rFonts w:ascii="Times New Roman" w:hAnsi="Times New Roman" w:cs="Times New Roman"/>
+        </w:rPr>
+        <w:t xml:space="preserve">is </w:t>
+      </w:r>
+      <w:r>
+        <w:rPr>
+          <w:rFonts w:ascii="Times New Roman" w:hAnsi="Times New Roman" w:cs="Times New Roman"/>
+        </w:rPr>
+        <w:t>used to represent statistical changes in the behavior of the LFP at regions effectively connected to each CC subregion</w:t>
+      </w:r>
+      <w:r>
+        <w:rPr>
+          <w:rFonts w:ascii="Times New Roman" w:hAnsi="Times New Roman" w:cs="Times New Roman"/>
+        </w:rPr>
+        <w:t xml:space="preserve">, where a greater Cohen’s d represents a consistently evoked </w:t>
       </w:r>
       <w:r>
         <w:rPr>
           <w:rFonts w:ascii="Times New Roman" w:hAnsi="Times New Roman" w:cs="Times New Roman"/>
         </w:rPr>
         <w:lastRenderedPageBreak/>
-        <w:t>approach</w:t>
-      </w:r>
-      <w:r>
-        <w:rPr>
-          <w:rFonts w:ascii="Times New Roman" w:hAnsi="Times New Roman" w:cs="Times New Roman"/>
-        </w:rPr>
-        <w:t xml:space="preserve"> </w:t>
-      </w:r>
-      <w:r>
-        <w:rPr>
-          <w:rFonts w:ascii="Times New Roman" w:hAnsi="Times New Roman" w:cs="Times New Roman"/>
-        </w:rPr>
-        <w:t xml:space="preserve">is </w:t>
-      </w:r>
-      <w:r>
-        <w:rPr>
-          <w:rFonts w:ascii="Times New Roman" w:hAnsi="Times New Roman" w:cs="Times New Roman"/>
-        </w:rPr>
-        <w:t>used to represent statistical changes in the behavior of the LFP at regions effectively connected to each CC subregion</w:t>
-      </w:r>
-      <w:r>
-        <w:rPr>
-          <w:rFonts w:ascii="Times New Roman" w:hAnsi="Times New Roman" w:cs="Times New Roman"/>
-        </w:rPr>
-        <w:t xml:space="preserve">, where a greater Cohen’s d represents a consistently evoked CCEP morphology, and a smaller Cohen’s d represents a </w:t>
+        <w:t xml:space="preserve">CCEP morphology, and a smaller Cohen’s d represents a </w:t>
       </w:r>
       <w:r>
         <w:rPr>
@@ -1496,19 +1514,13 @@
         <w:rPr>
           <w:rFonts w:ascii="Times New Roman" w:hAnsi="Times New Roman" w:cs="Times New Roman"/>
         </w:rPr>
-        <w:t xml:space="preserve">. This visualizes the effective connectivity of each CC subregion to each cortical region available from our study </w:t>
+        <w:t xml:space="preserve">. This visualizes the effective connectivity of each CC subregion to each cortical region available from our study data. Additionally, we evaluated the inter-CC subregion effective connectivity (Supplemental Figure 2b) to determine whether there was a proximity effect of connectivity between </w:t>
       </w:r>
       <w:r>
         <w:rPr>
           <w:rFonts w:ascii="Times New Roman" w:hAnsi="Times New Roman" w:cs="Times New Roman"/>
         </w:rPr>
         <w:lastRenderedPageBreak/>
-        <w:t xml:space="preserve">data. Additionally, we evaluated the inter-CC subregion effective connectivity (Supplemental Figure 2b) to determine whether there was a proximity effect of connectivity between </w:t>
-      </w:r>
-      <w:r>
-        <w:rPr>
-          <w:rFonts w:ascii="Times New Roman" w:hAnsi="Times New Roman" w:cs="Times New Roman"/>
-        </w:rPr>
         <w:t>subregions</w:t>
       </w:r>
       <w:r>
@@ -3144,6 +3156,42 @@
         <w:rPr>
           <w:rFonts w:ascii="Times New Roman" w:hAnsi="Times New Roman" w:cs="Times New Roman"/>
         </w:rPr>
+        <w:t xml:space="preserve"> </w:t>
+      </w:r>
+      <w:r>
+        <w:rPr>
+          <w:rFonts w:ascii="Times New Roman" w:hAnsi="Times New Roman" w:cs="Times New Roman"/>
+        </w:rPr>
+        <w:t xml:space="preserve">We found a significant positive correlation between response latency and distance from the recording electrode to the stimulating electrodes (Supplemental Figure </w:t>
+      </w:r>
+      <w:r>
+        <w:rPr>
+          <w:rFonts w:ascii="Times New Roman" w:hAnsi="Times New Roman" w:cs="Times New Roman"/>
+        </w:rPr>
+        <w:t>7</w:t>
+      </w:r>
+      <w:r>
+        <w:rPr>
+          <w:rFonts w:ascii="Times New Roman" w:hAnsi="Times New Roman" w:cs="Times New Roman"/>
+        </w:rPr>
+        <w:t>; Spearman’s rho = 0.33, p &lt; 0.0001</w:t>
+      </w:r>
+      <w:r>
+        <w:rPr>
+          <w:rFonts w:ascii="Times New Roman" w:hAnsi="Times New Roman" w:cs="Times New Roman"/>
+        </w:rPr>
+        <w:t>)</w:t>
+      </w:r>
+      <w:r>
+        <w:rPr>
+          <w:rFonts w:ascii="Times New Roman" w:hAnsi="Times New Roman" w:cs="Times New Roman"/>
+        </w:rPr>
+        <w:t>.</w:t>
+      </w:r>
+      <w:r>
+        <w:rPr>
+          <w:rFonts w:ascii="Times New Roman" w:hAnsi="Times New Roman" w:cs="Times New Roman"/>
+        </w:rPr>
         <w:t xml:space="preserve"> Response duration showed a similar comparative trend between regions, with the most </w:t>
       </w:r>
       <w:r>
@@ -3195,6 +3243,12 @@
           <w:rFonts w:ascii="Times New Roman" w:hAnsi="Times New Roman" w:cs="Times New Roman"/>
         </w:rPr>
         <w:t>short insular gyri.</w:t>
+      </w:r>
+      <w:r>
+        <w:rPr>
+          <w:rFonts w:ascii="Times New Roman" w:hAnsi="Times New Roman" w:cs="Times New Roman"/>
+        </w:rPr>
+        <w:t xml:space="preserve"> Discussion on these results can be found in Supplemental Discussion.</w:t>
       </w:r>
     </w:p>
     <w:p>
@@ -3275,7 +3329,19 @@
         <w:rPr>
           <w:rFonts w:ascii="Times New Roman" w:hAnsi="Times New Roman" w:cs="Times New Roman"/>
         </w:rPr>
-        <w:t xml:space="preserve">ACC, posterior MCC, and superior segment of the circular sulcus of the insula. Notable decreases occurred at the superior frontal gyrus, the hippocampal body, the short insular gyri, and the anterior segment of the circular sulcus of the insula. </w:t>
+        <w:t xml:space="preserve">ACC, posterior MCC, and </w:t>
+      </w:r>
+      <w:r>
+        <w:rPr>
+          <w:rFonts w:ascii="Times New Roman" w:hAnsi="Times New Roman" w:cs="Times New Roman"/>
+        </w:rPr>
+        <w:t xml:space="preserve">the </w:t>
+      </w:r>
+      <w:r>
+        <w:rPr>
+          <w:rFonts w:ascii="Times New Roman" w:hAnsi="Times New Roman" w:cs="Times New Roman"/>
+        </w:rPr>
+        <w:t xml:space="preserve">superior segment of the circular sulcus of the insula. Notable decreases occurred at the superior frontal gyrus, the hippocampal body, the short insular gyri, and the anterior segment of the circular sulcus of the insula. </w:t>
       </w:r>
       <w:r>
         <w:rPr>
@@ -3300,6 +3366,18 @@
           <w:rFonts w:ascii="Times New Roman" w:hAnsi="Times New Roman" w:cs="Times New Roman"/>
         </w:rPr>
         <w:t xml:space="preserve"> (64.3% for ACC, 66.8% for MCC, 55.7% for PCC).</w:t>
+      </w:r>
+      <w:r>
+        <w:rPr>
+          <w:rFonts w:ascii="Times New Roman" w:hAnsi="Times New Roman" w:cs="Times New Roman"/>
+        </w:rPr>
+        <w:t xml:space="preserve"> </w:t>
+      </w:r>
+      <w:r>
+        <w:rPr>
+          <w:rFonts w:ascii="Times New Roman" w:hAnsi="Times New Roman" w:cs="Times New Roman"/>
+        </w:rPr>
+        <w:t>Discussion on these results can be found in Supplemental Discussion.</w:t>
       </w:r>
     </w:p>
     <w:p>
@@ -3350,7 +3428,19 @@
         <w:rPr>
           <w:rFonts w:ascii="Times New Roman" w:hAnsi="Times New Roman" w:cs="Times New Roman"/>
         </w:rPr>
-        <w:t xml:space="preserve"> To do this, we determined the predictive strength of features in classifying the stimulated CC subregion.</w:t>
+        <w:t xml:space="preserve"> To do this, we determined the predictive strength of features in classifying the stimulated CC subregion</w:t>
+      </w:r>
+      <w:r>
+        <w:rPr>
+          <w:rFonts w:ascii="Times New Roman" w:hAnsi="Times New Roman" w:cs="Times New Roman"/>
+        </w:rPr>
+        <w:t xml:space="preserve"> in a random forest model</w:t>
+      </w:r>
+      <w:r>
+        <w:rPr>
+          <w:rFonts w:ascii="Times New Roman" w:hAnsi="Times New Roman" w:cs="Times New Roman"/>
+        </w:rPr>
+        <w:t>.</w:t>
       </w:r>
       <w:r>
         <w:rPr>
@@ -3368,20 +3458,20 @@
         <w:rPr>
           <w:rFonts w:ascii="Times New Roman" w:hAnsi="Times New Roman" w:cs="Times New Roman"/>
         </w:rPr>
-        <w:t>Figure 7a shows the confusion matrix outlining the performance of our model in predicting which CC subregion was stimulated at each contact. The overall accuracy of the model was 75.5%. The classification accuracy was 78.9% for ACC contacts, 73.1% for MCC contacts, and 72% for PCC contacts. Figure 7b shows the predictor strength of features ranked from highest to lowest. CCEP magnitude (RMS) was the highest predictor</w:t>
-      </w:r>
-      <w:r>
-        <w:rPr>
-          <w:rFonts w:ascii="Times New Roman" w:hAnsi="Times New Roman" w:cs="Times New Roman"/>
-        </w:rPr>
-        <w:t xml:space="preserve">, followed by each of the three spatial coordinates of the contacts. Measures of effective connectivity were all ranked in the top 50% of features for predictor strength. Notably, assumption-based waveform features, </w:t>
+        <w:t xml:space="preserve">Figure 7a shows the confusion matrix outlining the performance of our model in predicting which CC subregion was stimulated at each contact. The overall accuracy of the model was 75.5%. The classification accuracy was 78.9% for ACC contacts, 73.1% for MCC contacts, and 72% for PCC contacts. Figure 7b shows the predictor </w:t>
       </w:r>
       <w:r>
         <w:rPr>
           <w:rFonts w:ascii="Times New Roman" w:hAnsi="Times New Roman" w:cs="Times New Roman"/>
         </w:rPr>
         <w:lastRenderedPageBreak/>
-        <w:t xml:space="preserve">which are commonly used to characterize effective connectivity, had the lowest predictor strength. </w:t>
+        <w:t>strength of features ranked from highest to lowest. CCEP magnitude (RMS) was the highest predictor</w:t>
+      </w:r>
+      <w:r>
+        <w:rPr>
+          <w:rFonts w:ascii="Times New Roman" w:hAnsi="Times New Roman" w:cs="Times New Roman"/>
+        </w:rPr>
+        <w:t xml:space="preserve">, followed by each of the three spatial coordinates of the contacts. Measures of effective connectivity were all ranked in the top 50% of features for predictor strength. Notably, assumption-based waveform features, which are commonly used to characterize effective connectivity, had the lowest predictor strength. </w:t>
       </w:r>
       <w:r>
         <w:rPr>
